--- a/c06/FILM-Excel-06-Clasificare.docx
+++ b/c06/FILM-Excel-06-Clasificare.docx
@@ -116,7 +116,7 @@
           <w:rFonts w:ascii="Calibri" w:hAnsi="Calibri"/>
           <w:sz w:val="20"/>
         </w:rPr>
-        <w:t>Nu privim tabelul. Il interogam.</w:t>
+        <w:t>Nu citim randurile. Le clasificam.</w:t>
       </w:r>
     </w:p>
     <w:p>

--- a/c06/FILM-Excel-06-Clasificare.docx
+++ b/c06/FILM-Excel-06-Clasificare.docx
@@ -116,7 +116,7 @@
           <w:rFonts w:ascii="Calibri" w:hAnsi="Calibri"/>
           <w:sz w:val="20"/>
         </w:rPr>
-        <w:t>Nu citim randurile. Le clasificam.</w:t>
+        <w:t>Nu citim randurile. Le clasificam prin reguli.</w:t>
       </w:r>
     </w:p>
     <w:p>
@@ -507,7 +507,7 @@
           <w:rFonts w:ascii="Calibri" w:hAnsi="Calibri"/>
           <w:sz w:val="20"/>
         </w:rPr>
-        <w:t>Pentru prima data, fiecare rand are o clasa, un segment si un scor. Setul clasificat este complet.</w:t>
+        <w:t>Dintr-o lista de tranzactii, am construit un set in care fiecare rand stie ce este. Setul clasificat este complet.</w:t>
       </w:r>
     </w:p>
     <w:p>

--- a/c06/FILM-Excel-06-Clasificare.docx
+++ b/c06/FILM-Excel-06-Clasificare.docx
@@ -140,7 +140,7 @@
           <w:rFonts w:ascii="Calibri" w:hAnsi="Calibri"/>
           <w:sz w:val="20"/>
         </w:rPr>
-        <w:t>Pentru prima dată, fiecare rând are o clasă, un segment și un scor.</w:t>
+        <w:t>Am dat un nume fiecărui rând, fără să-l inventez.</w:t>
       </w:r>
     </w:p>
     <w:p>

--- a/c06/FILM-Excel-06-Clasificare.docx
+++ b/c06/FILM-Excel-06-Clasificare.docx
@@ -165,6 +165,138 @@
           <w:sz w:val="20"/>
         </w:rPr>
         <w:t>Un sens construit. Apoi orice decizie.</w:t>
+      </w:r>
+    </w:p>
+    <w:p>
+      <w:pPr>
+        <w:spacing w:before="240" w:after="160"/>
+      </w:pPr>
+      <w:r>
+        <w:rPr>
+          <w:b/>
+          <w:sz w:val="32"/>
+        </w:rPr>
+        <w:t xml:space="preserve">ARC TRANSFORMARE A CURSANTULUI</w:t>
+      </w:r>
+    </w:p>
+    <w:p>
+      <w:pPr>
+        <w:spacing w:before="200" w:after="80"/>
+      </w:pPr>
+      <w:r>
+        <w:rPr>
+          <w:b/>
+          <w:sz w:val="26"/>
+        </w:rPr>
+        <w:t xml:space="preserve">SUNĂ CUNOSCUT?</w:t>
+      </w:r>
+    </w:p>
+    <w:p>
+      <w:pPr>
+        <w:spacing w:after="80"/>
+      </w:pPr>
+      <w:r>
+        <w:rPr>
+          <w:rFonts w:ascii="Calibri" w:hAnsi="Calibri"/>
+          <w:sz w:val="20"/>
+        </w:rPr>
+        <w:t xml:space="preserve">Lucrezi cu un set al cărui vocabular îl cunoști. Și totuși: nu poți spune ce este fiecare rând fără să îl citești pe loc; clasifici manual, iar mâine aceeași regulă o aplici altfel; iei decizii pe rânduri cărora nu le-ai dat încă un sens scris.</w:t>
+      </w:r>
+    </w:p>
+    <w:p>
+      <w:pPr>
+        <w:spacing w:before="200" w:after="80"/>
+      </w:pPr>
+      <w:r>
+        <w:rPr>
+          <w:b/>
+          <w:sz w:val="26"/>
+        </w:rPr>
+        <w:t xml:space="preserve">GREȘEALA CLASICĂ</w:t>
+      </w:r>
+    </w:p>
+    <w:p>
+      <w:pPr>
+        <w:spacing w:after="80"/>
+      </w:pPr>
+      <w:r>
+        <w:rPr>
+          <w:rFonts w:ascii="Calibri" w:hAnsi="Calibri"/>
+          <w:sz w:val="20"/>
+        </w:rPr>
+        <w:t xml:space="preserve">Oamenii citesc rândurile. Profesioniștii le clasifică.</w:t>
+      </w:r>
+    </w:p>
+    <w:p>
+      <w:pPr>
+        <w:spacing w:before="200" w:after="80"/>
+      </w:pPr>
+      <w:r>
+        <w:rPr>
+          <w:b/>
+          <w:sz w:val="26"/>
+        </w:rPr>
+        <w:t xml:space="preserve">AHA</w:t>
+      </w:r>
+    </w:p>
+    <w:p>
+      <w:pPr>
+        <w:spacing w:after="80"/>
+      </w:pPr>
+      <w:r>
+        <w:rPr>
+          <w:rFonts w:ascii="Calibri" w:hAnsi="Calibri"/>
+          <w:sz w:val="20"/>
+        </w:rPr>
+        <w:t xml:space="preserve">Un rând nu are sens până nu primește o regulă.</w:t>
+      </w:r>
+    </w:p>
+    <w:p>
+      <w:pPr>
+        <w:spacing w:before="200" w:after="80"/>
+      </w:pPr>
+      <w:r>
+        <w:rPr>
+          <w:b/>
+          <w:sz w:val="26"/>
+        </w:rPr>
+        <w:t xml:space="preserve">CINE DEVII</w:t>
+      </w:r>
+    </w:p>
+    <w:p>
+      <w:pPr>
+        <w:spacing w:after="80"/>
+      </w:pPr>
+      <w:r>
+        <w:rPr>
+          <w:rFonts w:ascii="Calibri" w:hAnsi="Calibri"/>
+          <w:sz w:val="20"/>
+        </w:rPr>
+        <w:t xml:space="preserve">Nu mai vezi rânduri. Vezi clase.</w:t>
+      </w:r>
+    </w:p>
+    <w:p>
+      <w:pPr>
+        <w:spacing w:before="200" w:after="80"/>
+      </w:pPr>
+      <w:r>
+        <w:rPr>
+          <w:b/>
+          <w:sz w:val="26"/>
+        </w:rPr>
+        <w:t xml:space="preserve">DE ACUM ÎNAINTE</w:t>
+      </w:r>
+    </w:p>
+    <w:p>
+      <w:pPr>
+        <w:spacing w:after="80"/>
+      </w:pPr>
+      <w:r>
+        <w:rPr>
+          <w:rFonts w:ascii="Calibri" w:hAnsi="Calibri"/>
+          <w:sz w:val="20"/>
+        </w:rPr>
+        <w:t xml:space="preserve">Nu mai citești rânduri izolate, aplici reguli. Nu mai ghicești categoria, o construiești. Nu mai livrezi date fără sens operațional, livrezi rânduri clasificate.</w:t>
       </w:r>
     </w:p>
     <w:p>
@@ -423,7 +555,7 @@
           <w:b w:val="0"/>
           <w:sz w:val="20"/>
         </w:rPr>
-        <w:t>Astăzi scriu regula. Mâine setul se clasifică singur la refresh.</w:t>
+        <w:t>Astăzi scriu regula. Mâine fiecare rând nou se clasifică singur prin ea.</w:t>
       </w:r>
     </w:p>
     <w:p>
@@ -544,7 +676,7 @@
           <w:rFonts w:ascii="Calibri" w:hAnsi="Calibri"/>
           <w:sz w:val="20"/>
         </w:rPr>
-        <w:t>Audit + executie controlata. Raporteaza ce vede, aplica transformari cerute explicit de noi.</w:t>
+        <w:t>Propune reguli + executie controlata. Raporteaza ce vede, aplica regulile cerute explicit de noi.</w:t>
       </w:r>
     </w:p>
     <w:p>
@@ -557,7 +689,7 @@
           <w:color w:val="333333"/>
           <w:sz w:val="22"/>
         </w:rPr>
-        <w:t>EXCEL / POWER QUERY</w:t>
+        <w:t>EXCEL · FUNCTII NATIVE</w:t>
       </w:r>
     </w:p>
     <w:p>
@@ -569,7 +701,7 @@
           <w:rFonts w:ascii="Calibri" w:hAnsi="Calibri"/>
           <w:sz w:val="20"/>
         </w:rPr>
-        <w:t>Furnizeaza unelte native pentru audit si transformare. Conserva sumele intre input si output.</w:t>
+        <w:t>Furnizeaza functii native pentru clasificare: IFS, SWITCH, XLOOKUP. Conserva sumele intre input si output.</w:t>
       </w:r>
     </w:p>
     <w:p>
@@ -731,7 +863,7 @@
           <w:rFonts w:ascii="Calibri" w:hAnsi="Calibri"/>
           <w:sz w:val="20"/>
         </w:rPr>
-        <w:t>scor 0-100 pe fiecare rand, dintr-o formula</w:t>
+        <w:t>scor 0-100 pe fiecare rand, dintr-un punctaj pe reguli</w:t>
       </w:r>
     </w:p>
     <w:p>
@@ -1005,7 +1137,7 @@
           <w:rFonts w:ascii="Calibri" w:hAnsi="Calibri"/>
           <w:sz w:val="20"/>
         </w:rPr>
-        <w:t>Promptul 1 raporteaza agregatele numerice ale setului. 5 fenomene de clasificare demonstrate. Suma conservata DELTA 0.</w:t>
+        <w:t>Promptul 1 propune regulile de clasificare. 5 fenomene de clasificare demonstrate. Suma conservata DELTA 0.</w:t>
       </w:r>
     </w:p>
     <w:p>
@@ -1431,7 +1563,7 @@
           <w:rFonts w:ascii="Calibri" w:hAnsi="Calibri"/>
           <w:sz w:val="20"/>
         </w:rPr>
-        <w:t>AGGREGATE / formule de verificare confirma martorul dupa transformare.</w:t>
+        <w:t>Formule de verificare (IFS, SWITCH) confirma fiecare clasa dupa atribuire.</w:t>
       </w:r>
     </w:p>
     <w:p>
@@ -1644,7 +1776,7 @@
           <w:rFonts w:ascii="Calibri" w:hAnsi="Calibri"/>
           <w:sz w:val="20"/>
         </w:rPr>
-        <w:t>Power Query stabilizeaza fluxul. Refresh All re-aplica transformarile.</w:t>
+        <w:t>Regulile raman stabile la randuri noi. Formulele reclasifica singure, fara pas manual.</w:t>
       </w:r>
     </w:p>
     <w:p>

--- a/c06/FILM-Excel-06-Clasificare.docx
+++ b/c06/FILM-Excel-06-Clasificare.docx
@@ -949,7 +949,7 @@
           <w:rFonts w:ascii="Calibri" w:hAnsi="Calibri"/>
           <w:sz w:val="20"/>
         </w:rPr>
-        <w:t>Recunoastere si control. Nu inventam, urmarim fenomenul.</w:t>
+        <w:t>Atenție. Avem un set cu dicționar, dar rândurile încă n-au o clasă.</w:t>
       </w:r>
     </w:p>
     <w:p>
@@ -975,7 +975,7 @@
           <w:i/>
           <w:sz w:val="20"/>
         </w:rPr>
-        <w:t>„Etapa 1: realitate. Nu construim mai mult decat e necesar."</w:t>
+        <w:t>„Etapa 1: realitate. Știm ce valori există, dar niciun rând nu poartă încă o etichetă. Pornim de la reguli.”</w:t>
       </w:r>
     </w:p>
     <w:p>
@@ -1000,7 +1000,7 @@
           <w:rFonts w:ascii="Calibri" w:hAnsi="Calibri"/>
           <w:sz w:val="20"/>
         </w:rPr>
-        <w:t>Pe ecran: actiunile concrete ale etapei 1. Cursorul navigheaza, AI raporteaza, datele se schimba controlat.</w:t>
+        <w:t>Pe ecran: deschidem setul predat de C5 și privim rânduri fără nicio clasă atribuită.</w:t>
       </w:r>
     </w:p>
     <w:p>
@@ -1025,7 +1025,7 @@
           <w:rFonts w:ascii="Calibri" w:hAnsi="Calibri"/>
           <w:sz w:val="20"/>
         </w:rPr>
-        <w:t>AI propune, noi confirmam. Niciun pas neexplicit.</w:t>
+        <w:t>AI-ul descrie ce reguli ar putea separa rândurile. Noi cerem propunerea, nu o aplicăm încă.</w:t>
       </w:r>
     </w:p>
     <w:p>
@@ -1050,7 +1050,7 @@
           <w:rFonts w:ascii="Calibri" w:hAnsi="Calibri"/>
           <w:sz w:val="20"/>
         </w:rPr>
-        <w:t>Confirmam martorul: 'Etapa 1 confirmata. Predam mai departe.'</w:t>
+        <w:t>Fixăm martorul: câte rânduri, ce coloane decid clasa. „Set deschis. Scriem regulile.”</w:t>
       </w:r>
     </w:p>
     <w:p>
@@ -1075,7 +1075,7 @@
           <w:rFonts w:ascii="Calibri" w:hAnsi="Calibri"/>
           <w:sz w:val="20"/>
         </w:rPr>
-        <w:t>Pe ecran: efectul etapei 1 vizibil. Fenomenul recunoscut, transformat sau verificat.</w:t>
+        <w:t>Pe ecran: setul întreg, cu fiecare rând așteptând o categorie.</w:t>
       </w:r>
     </w:p>
     <w:p>
@@ -1162,7 +1162,7 @@
           <w:rFonts w:ascii="Calibri" w:hAnsi="Calibri"/>
           <w:sz w:val="20"/>
         </w:rPr>
-        <w:t>Recunoastere si control. Nu inventam, urmarim fenomenul.</w:t>
+        <w:t>Gândire structurată. Căutăm criteriile care împart setul în categorii.</w:t>
       </w:r>
     </w:p>
     <w:p>
@@ -1188,7 +1188,7 @@
           <w:i/>
           <w:sz w:val="20"/>
         </w:rPr>
-        <w:t>„Etapa 2: investigatie. Nu construim mai mult decat e necesar."</w:t>
+        <w:t>„Etapa 2: investigație. Definim regulile: ce praguri dau clasa A, B sau C, ce segment ia fiecare rând.”</w:t>
       </w:r>
     </w:p>
     <w:p>
@@ -1213,7 +1213,7 @@
           <w:rFonts w:ascii="Calibri" w:hAnsi="Calibri"/>
           <w:sz w:val="20"/>
         </w:rPr>
-        <w:t>Pe ecran: actiunile concrete ale etapei 2. Cursorul navigheaza, AI raporteaza, datele se schimba controlat.</w:t>
+        <w:t>Pe ecran: AI-ul propune taxonomia; vedem cum valoarea_neta și segmentul devin criterii de etichetă.</w:t>
       </w:r>
     </w:p>
     <w:p>
@@ -1238,7 +1238,7 @@
           <w:rFonts w:ascii="Calibri" w:hAnsi="Calibri"/>
           <w:sz w:val="20"/>
         </w:rPr>
-        <w:t>AI propune, noi confirmam. Niciun pas neexplicit.</w:t>
+        <w:t>AI-ul propune nomenclatorul de clase. Noi alegem regulile, el le formulează.</w:t>
       </w:r>
     </w:p>
     <w:p>
@@ -1263,7 +1263,7 @@
           <w:rFonts w:ascii="Calibri" w:hAnsi="Calibri"/>
           <w:sz w:val="20"/>
         </w:rPr>
-        <w:t>Confirmam martorul: 'Etapa 2 confirmata. Predam mai departe.'</w:t>
+        <w:t>Confirmăm că fiecare regulă e explicită și repetabilă. „Taxonomie scrisă. Mergem mai departe.”</w:t>
       </w:r>
     </w:p>
     <w:p>
@@ -1288,7 +1288,7 @@
           <w:rFonts w:ascii="Calibri" w:hAnsi="Calibri"/>
           <w:sz w:val="20"/>
         </w:rPr>
-        <w:t>Pe ecran: efectul etapei 2 vizibil. Fenomenul recunoscut, transformat sau verificat.</w:t>
+        <w:t>Pe ecran: regulile de clasificare, scrise negru pe alb, gata de aplicat.</w:t>
       </w:r>
     </w:p>
     <w:p>
@@ -1375,7 +1375,7 @@
           <w:rFonts w:ascii="Calibri" w:hAnsi="Calibri"/>
           <w:sz w:val="20"/>
         </w:rPr>
-        <w:t>Recunoastere si control. Nu inventam, urmarim fenomenul.</w:t>
+        <w:t>Precizie. Aplicăm regula, nu părerea.</w:t>
       </w:r>
     </w:p>
     <w:p>
@@ -1401,7 +1401,7 @@
           <w:i/>
           <w:sz w:val="20"/>
         </w:rPr>
-        <w:t>„Etapa 3: transformare. Nu construim mai mult decat e necesar."</w:t>
+        <w:t>„Etapa 3: transformare. IFS și SWITCH pun o clasă și un segment pe fiecare rând, după regulă.”</w:t>
       </w:r>
     </w:p>
     <w:p>
@@ -1426,7 +1426,7 @@
           <w:rFonts w:ascii="Calibri" w:hAnsi="Calibri"/>
           <w:sz w:val="20"/>
         </w:rPr>
-        <w:t>Pe ecran: actiunile concrete ale etapei 3. Cursorul navigheaza, AI raporteaza, datele se schimba controlat.</w:t>
+        <w:t>Pe ecran: formula parcurge setul și etichetează fiecare rând cu categoria lui.</w:t>
       </w:r>
     </w:p>
     <w:p>
@@ -1451,7 +1451,7 @@
           <w:rFonts w:ascii="Calibri" w:hAnsi="Calibri"/>
           <w:sz w:val="20"/>
         </w:rPr>
-        <w:t>AI propune, noi confirmam. Niciun pas neexplicit.</w:t>
+        <w:t>AI-ul scrie formula de clasificare. Noi confirmăm pragurile și nomenclatorul.</w:t>
       </w:r>
     </w:p>
     <w:p>
@@ -1476,7 +1476,7 @@
           <w:rFonts w:ascii="Calibri" w:hAnsi="Calibri"/>
           <w:sz w:val="20"/>
         </w:rPr>
-        <w:t>Confirmam martorul: 'Etapa 3 confirmata. Predam mai departe.'</w:t>
+        <w:t>Verificăm că nicio regulă nu se contrazice. „Clase atribuite. Predăm la verificare.”</w:t>
       </w:r>
     </w:p>
     <w:p>
@@ -1501,7 +1501,7 @@
           <w:rFonts w:ascii="Calibri" w:hAnsi="Calibri"/>
           <w:sz w:val="20"/>
         </w:rPr>
-        <w:t>Pe ecran: efectul etapei 3 vizibil. Fenomenul recunoscut, transformat sau verificat.</w:t>
+        <w:t>Pe ecran: fiecare rând cu clasa și segmentul lui, atribuite prin regulă.</w:t>
       </w:r>
     </w:p>
     <w:p>
@@ -1588,7 +1588,7 @@
           <w:rFonts w:ascii="Calibri" w:hAnsi="Calibri"/>
           <w:sz w:val="20"/>
         </w:rPr>
-        <w:t>Recunoastere si control. Nu inventam, urmarim fenomenul.</w:t>
+        <w:t>Rigoare. O etichetă pusă de mână azi se aplică altfel mâine; o regulă, nu.</w:t>
       </w:r>
     </w:p>
     <w:p>
@@ -1614,7 +1614,7 @@
           <w:i/>
           <w:sz w:val="20"/>
         </w:rPr>
-        <w:t>„Etapa 4: verificare. Nu construim mai mult decat e necesar."</w:t>
+        <w:t>„Etapa 4: verificare. IFS și SWITCH reconfirmă fiecare clasă, să nu rămână niciun rând neclasificat.”</w:t>
       </w:r>
     </w:p>
     <w:p>
@@ -1639,7 +1639,7 @@
           <w:rFonts w:ascii="Calibri" w:hAnsi="Calibri"/>
           <w:sz w:val="20"/>
         </w:rPr>
-        <w:t>Pe ecran: actiunile concrete ale etapei 4. Cursorul navigheaza, AI raporteaza, datele se schimba controlat.</w:t>
+        <w:t>Pe ecran: numărăm câte rânduri în clasa A, B, C și căutăm categoriile lipsă.</w:t>
       </w:r>
     </w:p>
     <w:p>
@@ -1664,7 +1664,7 @@
           <w:rFonts w:ascii="Calibri" w:hAnsi="Calibri"/>
           <w:sz w:val="20"/>
         </w:rPr>
-        <w:t>AI propune, noi confirmam. Niciun pas neexplicit.</w:t>
+        <w:t>AI-ul nu hotărăște singur clasa. Regula decide, sistemul confirmă eticheta.</w:t>
       </w:r>
     </w:p>
     <w:p>
@@ -1689,7 +1689,7 @@
           <w:rFonts w:ascii="Calibri" w:hAnsi="Calibri"/>
           <w:sz w:val="20"/>
         </w:rPr>
-        <w:t>Confirmam martorul: 'Etapa 4 confirmata. Predam mai departe.'</w:t>
+        <w:t>Reconciliem: fiecare rând are exact o clasă, după nomenclator. „Clasificare confirmată.”</w:t>
       </w:r>
     </w:p>
     <w:p>
@@ -1714,7 +1714,7 @@
           <w:rFonts w:ascii="Calibri" w:hAnsi="Calibri"/>
           <w:sz w:val="20"/>
         </w:rPr>
-        <w:t>Pe ecran: efectul etapei 4 vizibil. Fenomenul recunoscut, transformat sau verificat.</w:t>
+        <w:t>Pe ecran: setul cu taxonomia completă, fără rând fără categorie.</w:t>
       </w:r>
     </w:p>
     <w:p>
@@ -1801,7 +1801,7 @@
           <w:rFonts w:ascii="Calibri" w:hAnsi="Calibri"/>
           <w:sz w:val="20"/>
         </w:rPr>
-        <w:t>Recunoastere si control. Nu inventam, urmarim fenomenul.</w:t>
+        <w:t>Încredere. Aceeași regulă dă mâine aceeași clasă.</w:t>
       </w:r>
     </w:p>
     <w:p>
@@ -1827,7 +1827,7 @@
           <w:i/>
           <w:sz w:val="20"/>
         </w:rPr>
-        <w:t>„Etapa 5: stabilizare. Nu construim mai mult decat e necesar."</w:t>
+        <w:t>„Etapa 5: stabilizare. Regulile reclasifică singure rândurile noi, fără să rescriem etichetele de mână.”</w:t>
       </w:r>
     </w:p>
     <w:p>
@@ -1852,7 +1852,7 @@
           <w:rFonts w:ascii="Calibri" w:hAnsi="Calibri"/>
           <w:sz w:val="20"/>
         </w:rPr>
-        <w:t>Pe ecran: actiunile concrete ale etapei 5. Cursorul navigheaza, AI raporteaza, datele se schimba controlat.</w:t>
+        <w:t>Pe ecran: adăugăm rânduri noi; IFS le pune clasa și segmentul automat.</w:t>
       </w:r>
     </w:p>
     <w:p>
@@ -1877,7 +1877,7 @@
           <w:rFonts w:ascii="Calibri" w:hAnsi="Calibri"/>
           <w:sz w:val="20"/>
         </w:rPr>
-        <w:t>AI propune, noi confirmam. Niciun pas neexplicit.</w:t>
+        <w:t>AI-ul leagă regulile de set, ca taxonomia să rămână consecventă.</w:t>
       </w:r>
     </w:p>
     <w:p>
@@ -1902,7 +1902,7 @@
           <w:rFonts w:ascii="Calibri" w:hAnsi="Calibri"/>
           <w:sz w:val="20"/>
         </w:rPr>
-        <w:t>Confirmam martorul: 'Etapa 5 confirmata. Predam mai departe.'</w:t>
+        <w:t>Verificăm că rândurile noi au primit clasa corectă. „Taxonomie stabilă. Reguli vii.”</w:t>
       </w:r>
     </w:p>
     <w:p>
@@ -1927,7 +1927,7 @@
           <w:rFonts w:ascii="Calibri" w:hAnsi="Calibri"/>
           <w:sz w:val="20"/>
         </w:rPr>
-        <w:t>Pe ecran: efectul etapei 5 vizibil. Fenomenul recunoscut, transformat sau verificat.</w:t>
+        <w:t>Pe ecran: clasele care se aplică singure când setul crește.</w:t>
       </w:r>
     </w:p>
     <w:p>
@@ -2014,7 +2014,7 @@
           <w:rFonts w:ascii="Calibri" w:hAnsi="Calibri"/>
           <w:sz w:val="20"/>
         </w:rPr>
-        <w:t>Recunoastere si control. Nu inventam, urmarim fenomenul.</w:t>
+        <w:t>Claritate. Fiecare rând are acum un sens dat de o regulă, nu de o presupunere.</w:t>
       </w:r>
     </w:p>
     <w:p>
@@ -2040,7 +2040,7 @@
           <w:i/>
           <w:sz w:val="20"/>
         </w:rPr>
-        <w:t>„Etapa 6: confirmare. Nu construim mai mult decat e necesar."</w:t>
+        <w:t>„Etapa 6: confirmare. Predăm setul clasificat mai departe, cu clase, segmente și reguli.”</w:t>
       </w:r>
     </w:p>
     <w:p>
@@ -2065,7 +2065,7 @@
           <w:rFonts w:ascii="Calibri" w:hAnsi="Calibri"/>
           <w:sz w:val="20"/>
         </w:rPr>
-        <w:t>Pe ecran: actiunile concrete ale etapei 6. Cursorul navigheaza, AI raporteaza, datele se schimba controlat.</w:t>
+        <w:t>Pe ecran: setul cu taxonomia lui completă, fiecare rând etichetat, gata de predare.</w:t>
       </w:r>
     </w:p>
     <w:p>
@@ -2090,7 +2090,7 @@
           <w:rFonts w:ascii="Calibri" w:hAnsi="Calibri"/>
           <w:sz w:val="20"/>
         </w:rPr>
-        <w:t>AI propune, noi confirmam. Niciun pas neexplicit.</w:t>
+        <w:t>AI-ul rezumă nomenclatorul final. Noi confirmăm că fiecare rând poartă o etichetă.</w:t>
       </w:r>
     </w:p>
     <w:p>
@@ -2115,7 +2115,7 @@
           <w:rFonts w:ascii="Calibri" w:hAnsi="Calibri"/>
           <w:sz w:val="20"/>
         </w:rPr>
-        <w:t>Confirmam martorul: 'Etapa 6 confirmata. Predam mai departe.'</w:t>
+        <w:t>Închidem martorul: sumă conservată, fiecare rând clasificat. „Sens construit. Predăm mai departe.”</w:t>
       </w:r>
     </w:p>
     <w:p>
@@ -2140,7 +2140,7 @@
           <w:rFonts w:ascii="Calibri" w:hAnsi="Calibri"/>
           <w:sz w:val="20"/>
         </w:rPr>
-        <w:t>Pe ecran: efectul etapei 6 vizibil. Fenomenul recunoscut, transformat sau verificat.</w:t>
+        <w:t>Pe ecran: setul predat cu sens, nu cu rânduri mute.</w:t>
       </w:r>
     </w:p>
     <w:p>

--- a/c06/FILM-Excel-06-Clasificare.docx
+++ b/c06/FILM-Excel-06-Clasificare.docx
@@ -8,7 +8,7 @@
           <w:b/>
           <w:sz w:val="44"/>
         </w:rPr>
-        <w:t>FILM · C06 CLASIFICAREA SETULUI</w:t>
+        <w:t>FILM · C06 CLASIFICAREA RÂNDURILOR</w:t>
       </w:r>
     </w:p>
     <w:p>
@@ -627,7 +627,7 @@
           <w:rFonts w:ascii="Calibri" w:hAnsi="Calibri"/>
           <w:sz w:val="20"/>
         </w:rPr>
-        <w:t>Constructia 06 CLASIFICAREA SETULUI preia setul de la constructia precedenta. C05 a construit dictionarul (ce categorii exista). C06 da sens fiecarui rand: clasa ABC cu IFS, segment cu SWITCH, eticheta externa cu XLOOKUP, regula compusa si scor. Sensul se naste din reguli.</w:t>
+        <w:t>Constructia 06 CLASIFICAREA RÂNDURILOR preia setul de la constructia precedenta. C05 a construit dictionarul (ce categorii exista). C06 da sens fiecarui rand: clasa ABC cu IFS, segment cu SWITCH, eticheta externa cu XLOOKUP, regula compusa si scor. Sensul se naste din reguli.</w:t>
       </w:r>
     </w:p>
     <w:p>
@@ -2189,7 +2189,7 @@
           <w:rFonts w:ascii="Calibri" w:hAnsi="Calibri"/>
           <w:sz w:val="20"/>
         </w:rPr>
-        <w:t>Pack 02 Excel · Constructia 06 CLASIFICAREA SETULUI.</w:t>
+        <w:t>Pack 02 Excel · Constructia 06 CLASIFICAREA RÂNDURILOR.</w:t>
       </w:r>
     </w:p>
     <w:p>
